--- a/reports/Bug_Report_Halyzia_V2.0.0.4.docx
+++ b/reports/Bug_Report_Halyzia_V2.0.0.4.docx
@@ -8,12 +8,12 @@
         <w:jc w:val="center"/>
       </w:pPr>
       <w:r>
-        <w:t xml:space="preserve">Halyzia® release : 2.0.0.4 livré le 01/04/2026</w:t>
-      </w:r>
-    </w:p>
-    <w:p>
-      <w:pPr>
-        <w:spacing w:after="200"/>
+        <w:t xml:space="preserve">Halyzia® release : 2.0.0.4 livré le 02/04/2026</w:t>
+      </w:r>
+    </w:p>
+    <w:p>
+      <w:pPr>
+        <w:spacing w:after="300"/>
       </w:pPr>
       <w:r>
         <w:t xml:space="preserve">Tests démarrés automatiquement via GitHub Actions</w:t>
@@ -99,12 +99,12 @@
         <w:t xml:space="preserve">issue </w:t>
       </w:r>
       <w:r>
-        <w:t xml:space="preserve">issue indique que l’issue a été testée qu’elle n’en est pas une (comportement normal, décision technique)</w:t>
-      </w:r>
-    </w:p>
-    <w:p>
-      <w:pPr>
-        <w:spacing w:before="200"/>
+        <w:t xml:space="preserve">issue indique que l’issue a été testée qu’elle n’en est pas une</w:t>
+      </w:r>
+    </w:p>
+    <w:p>
+      <w:pPr>
+        <w:spacing w:before="300"/>
       </w:pPr>
       <w:r>
         <w:t xml:space="preserve">Surlignage équipe test :</w:t>
@@ -135,6 +135,1755 @@
       <w:r>
         <w:t xml:space="preserve">indique que l’issue a été testée mais non validée</w:t>
       </w:r>
+    </w:p>
+    <w:p>
+      <w:pPr>
+        <w:pStyle w:val="Heading2"/>
+        <w:spacing w:before="400" w:after="200"/>
+      </w:pPr>
+      <w:r>
+        <w:t xml:space="preserve">Issue n°46: Issue Test 02/04/2026</w:t>
+      </w:r>
+    </w:p>
+    <w:tbl>
+      <w:tblPr>
+        <w:tblW w:type="pct" w:w="100%"/>
+        <w:tblBorders>
+          <w:top w:val="single"/>
+          <w:left w:val="single" w:color="auto" w:sz="4"/>
+          <w:bottom w:val="single"/>
+          <w:right w:val="single" w:color="auto" w:sz="4"/>
+          <w:insideH w:val="single" w:color="auto" w:sz="4"/>
+          <w:insideV w:val="single" w:color="auto" w:sz="4"/>
+        </w:tblBorders>
+      </w:tblPr>
+      <w:tblGrid>
+        <w:gridCol w:w="100"/>
+        <w:gridCol w:w="100"/>
+        <w:gridCol w:w="100"/>
+        <w:gridCol w:w="100"/>
+        <w:gridCol w:w="100"/>
+      </w:tblGrid>
+      <w:tr>
+        <w:tc>
+          <w:p>
+            <w:r>
+              <w:t xml:space="preserve">Nom</w:t>
+            </w:r>
+          </w:p>
+        </w:tc>
+        <w:tc>
+          <w:p>
+            <w:r>
+              <w:t xml:space="preserve">Date</w:t>
+            </w:r>
+          </w:p>
+        </w:tc>
+        <w:tc>
+          <w:p>
+            <w:r>
+              <w:t xml:space="preserve">Statut</w:t>
+            </w:r>
+          </w:p>
+        </w:tc>
+        <w:tc>
+          <w:p>
+            <w:r>
+              <w:t xml:space="preserve">Remarque</w:t>
+            </w:r>
+          </w:p>
+        </w:tc>
+        <w:tc>
+          <w:p>
+            <w:r>
+              <w:t xml:space="preserve">Gravité</w:t>
+            </w:r>
+          </w:p>
+        </w:tc>
+      </w:tr>
+      <w:tr>
+        <w:tc>
+          <w:p>
+            <w:r>
+              <w:t xml:space="preserve">Messaouda-H</w:t>
+            </w:r>
+          </w:p>
+        </w:tc>
+        <w:tc>
+          <w:p>
+            <w:r>
+              <w:t xml:space="preserve">02/04/2026</w:t>
+            </w:r>
+          </w:p>
+        </w:tc>
+        <w:tc>
+          <w:p>
+            <w:r>
+              <w:t xml:space="preserve">Open</w:t>
+            </w:r>
+          </w:p>
+        </w:tc>
+        <w:tc>
+          <w:p>
+            <w:r>
+              <w:t xml:space="preserve"/>
+            </w:r>
+          </w:p>
+        </w:tc>
+        <w:tc>
+          <w:p>
+            <w:r>
+              <w:t xml:space="preserve">Critique — crash / perte de donnees</w:t>
+            </w:r>
+          </w:p>
+        </w:tc>
+      </w:tr>
+    </w:tbl>
+    <w:p>
+      <w:pPr>
+        <w:spacing w:before="200"/>
+      </w:pPr>
+      <w:r>
+        <w:t xml:space="preserve">Version concernée :</w:t>
+      </w:r>
+    </w:p>
+    <w:p>
+      <w:r>
+        <w:t xml:space="preserve">Halyzia concernee
+V1.7.1</w:t>
+      </w:r>
+    </w:p>
+    <w:p>
+      <w:pPr>
+        <w:spacing w:before="200"/>
+      </w:pPr>
+      <w:r>
+        <w:t xml:space="preserve">Workflow :</w:t>
+      </w:r>
+    </w:p>
+    <w:p>
+      <w:r>
+        <w:t xml:space="preserve">en cours quand le bug est apparu
+""</w:t>
+      </w:r>
+    </w:p>
+    <w:p>
+      <w:pPr>
+        <w:spacing w:before="200"/>
+      </w:pPr>
+      <w:r>
+        <w:t xml:space="preserve">Format du fichier :</w:t>
+      </w:r>
+    </w:p>
+    <w:p>
+      <w:r>
+        <w:t xml:space="preserve">du fichier EEG utilise
+.ncs</w:t>
+      </w:r>
+    </w:p>
+    <w:p>
+      <w:pPr>
+        <w:spacing w:before="200"/>
+      </w:pPr>
+      <w:r>
+        <w:t xml:space="preserve">PC utilisé :</w:t>
+      </w:r>
+    </w:p>
+    <w:p>
+      <w:r>
+        <w:t xml:space="preserve">utilise
+Issue Test 02/04/2026</w:t>
+      </w:r>
+    </w:p>
+    <w:p>
+      <w:pPr>
+        <w:spacing w:before="200"/>
+      </w:pPr>
+      <w:r>
+        <w:t xml:space="preserve">Testeur :</w:t>
+      </w:r>
+    </w:p>
+    <w:p>
+      <w:r>
+        <w:t xml:space="preserve">Issue Test 02/04/2026</w:t>
+      </w:r>
+    </w:p>
+    <w:p>
+      <w:pPr>
+        <w:spacing w:before="200"/>
+      </w:pPr>
+      <w:r>
+        <w:t xml:space="preserve">Description :</w:t>
+      </w:r>
+    </w:p>
+    <w:p>
+      <w:r>
+        <w:t xml:space="preserve">du bug
+Issue Test 02/04/2026</w:t>
+      </w:r>
+    </w:p>
+    <w:p>
+      <w:pPr>
+        <w:spacing w:before="200"/>
+      </w:pPr>
+      <w:r>
+        <w:t xml:space="preserve">Étapes pour reproduire :</w:t>
+      </w:r>
+    </w:p>
+    <w:p>
+      <w:r>
+        <w:t xml:space="preserve">Issue Test 02/04/2026</w:t>
+      </w:r>
+    </w:p>
+    <w:p>
+      <w:pPr>
+        <w:spacing w:before="200"/>
+      </w:pPr>
+      <w:r>
+        <w:t xml:space="preserve">Logs / Erreurs :</w:t>
+      </w:r>
+    </w:p>
+    <w:p>
+      <w:r>
+        <w:t xml:space="preserve">(copier-coller depuis le terminal)
+```shell
+Issue Test 02/04/2026
+```</w:t>
+      </w:r>
+    </w:p>
+    <w:p>
+      <w:pPr>
+        <w:spacing w:before="300"/>
+      </w:pPr>
+      <w:r>
+        <w:t xml:space="preserve">Captures d'écran :</w:t>
+      </w:r>
+    </w:p>
+    <w:p>
+      <w:pPr>
+        <w:spacing w:before="120" w:after="120"/>
+      </w:pPr>
+      <w:r>
+        <w:drawing>
+          <wp:inline distT="0" distB="0" distL="0" distR="0">
+            <wp:extent cx="4953000" cy="0"/>
+            <wp:effectExtent t="0" r="0" b="0" l="0"/>
+            <wp:docPr id="1" name="" descr="" title=""/>
+            <wp:cNvGraphicFramePr>
+              <a:graphicFrameLocks xmlns:a="http://schemas.openxmlformats.org/drawingml/2006/main" noChangeAspect="1"/>
+            </wp:cNvGraphicFramePr>
+            <a:graphic xmlns:a="http://schemas.openxmlformats.org/drawingml/2006/main">
+              <a:graphicData uri="http://schemas.openxmlformats.org/drawingml/2006/picture">
+                <pic:pic xmlns:pic="http://schemas.openxmlformats.org/drawingml/2006/picture">
+                  <pic:nvPicPr>
+                    <pic:cNvPr id="0" name="" descr=""/>
+                    <pic:cNvPicPr>
+                      <a:picLocks noChangeAspect="1" noChangeArrowheads="1"/>
+                    </pic:cNvPicPr>
+                  </pic:nvPicPr>
+                  <pic:blipFill>
+                    <a:blip r:embed="rId6" cstate="none"/>
+                    <a:srcRect/>
+                    <a:stretch>
+                      <a:fillRect/>
+                    </a:stretch>
+                  </pic:blipFill>
+                  <pic:spPr bwMode="auto">
+                    <a:xfrm>
+                      <a:off x="0" y="0"/>
+                      <a:ext cx="4953000" cy="0"/>
+                    </a:xfrm>
+                    <a:prstGeom prst="rect">
+                      <a:avLst/>
+                    </a:prstGeom>
+                  </pic:spPr>
+                </pic:pic>
+              </a:graphicData>
+            </a:graphic>
+          </wp:inline>
+        </w:drawing>
+      </w:r>
+    </w:p>
+    <w:p>
+      <w:pPr>
+        <w:spacing w:after="400"/>
+      </w:pPr>
+    </w:p>
+    <w:p>
+      <w:pPr>
+        <w:pStyle w:val="Heading2"/>
+        <w:spacing w:before="400" w:after="200"/>
+      </w:pPr>
+      <w:r>
+        <w:t xml:space="preserve">Issue n°45: Issue Utilisateur</w:t>
+      </w:r>
+    </w:p>
+    <w:tbl>
+      <w:tblPr>
+        <w:tblW w:type="pct" w:w="100%"/>
+        <w:tblBorders>
+          <w:top w:val="single"/>
+          <w:left w:val="single" w:color="auto" w:sz="4"/>
+          <w:bottom w:val="single"/>
+          <w:right w:val="single" w:color="auto" w:sz="4"/>
+          <w:insideH w:val="single" w:color="auto" w:sz="4"/>
+          <w:insideV w:val="single" w:color="auto" w:sz="4"/>
+        </w:tblBorders>
+      </w:tblPr>
+      <w:tblGrid>
+        <w:gridCol w:w="100"/>
+        <w:gridCol w:w="100"/>
+        <w:gridCol w:w="100"/>
+        <w:gridCol w:w="100"/>
+        <w:gridCol w:w="100"/>
+      </w:tblGrid>
+      <w:tr>
+        <w:tc>
+          <w:p>
+            <w:r>
+              <w:t xml:space="preserve">Nom</w:t>
+            </w:r>
+          </w:p>
+        </w:tc>
+        <w:tc>
+          <w:p>
+            <w:r>
+              <w:t xml:space="preserve">Date</w:t>
+            </w:r>
+          </w:p>
+        </w:tc>
+        <w:tc>
+          <w:p>
+            <w:r>
+              <w:t xml:space="preserve">Statut</w:t>
+            </w:r>
+          </w:p>
+        </w:tc>
+        <w:tc>
+          <w:p>
+            <w:r>
+              <w:t xml:space="preserve">Remarque</w:t>
+            </w:r>
+          </w:p>
+        </w:tc>
+        <w:tc>
+          <w:p>
+            <w:r>
+              <w:t xml:space="preserve">Gravité</w:t>
+            </w:r>
+          </w:p>
+        </w:tc>
+      </w:tr>
+      <w:tr>
+        <w:tc>
+          <w:p>
+            <w:r>
+              <w:t xml:space="preserve">Messaouda-H</w:t>
+            </w:r>
+          </w:p>
+        </w:tc>
+        <w:tc>
+          <w:p>
+            <w:r>
+              <w:t xml:space="preserve">01/04/2026</w:t>
+            </w:r>
+          </w:p>
+        </w:tc>
+        <w:tc>
+          <w:p>
+            <w:r>
+              <w:t xml:space="preserve">Open</w:t>
+            </w:r>
+          </w:p>
+        </w:tc>
+        <w:tc>
+          <w:p>
+            <w:r>
+              <w:t xml:space="preserve"/>
+            </w:r>
+          </w:p>
+        </w:tc>
+        <w:tc>
+          <w:p>
+            <w:r>
+              <w:t xml:space="preserve">Critique — crash / perte de donnees</w:t>
+            </w:r>
+          </w:p>
+        </w:tc>
+      </w:tr>
+    </w:tbl>
+    <w:p>
+      <w:pPr>
+        <w:spacing w:before="200"/>
+      </w:pPr>
+      <w:r>
+        <w:t xml:space="preserve">Version concernée :</w:t>
+      </w:r>
+    </w:p>
+    <w:p>
+      <w:r>
+        <w:t xml:space="preserve">Halyzia concernee
+V1.7.1</w:t>
+      </w:r>
+    </w:p>
+    <w:p>
+      <w:pPr>
+        <w:spacing w:before="200"/>
+      </w:pPr>
+      <w:r>
+        <w:t xml:space="preserve">Workflow :</w:t>
+      </w:r>
+    </w:p>
+    <w:p>
+      <w:r>
+        <w:t xml:space="preserve">en cours quand le bug est apparu
+""</w:t>
+      </w:r>
+    </w:p>
+    <w:p>
+      <w:pPr>
+        <w:spacing w:before="200"/>
+      </w:pPr>
+      <w:r>
+        <w:t xml:space="preserve">Format du fichier :</w:t>
+      </w:r>
+    </w:p>
+    <w:p>
+      <w:r>
+        <w:t xml:space="preserve">du fichier EEG utilise
+.ncs</w:t>
+      </w:r>
+    </w:p>
+    <w:p>
+      <w:pPr>
+        <w:spacing w:before="200"/>
+      </w:pPr>
+      <w:r>
+        <w:t xml:space="preserve">PC utilisé :</w:t>
+      </w:r>
+    </w:p>
+    <w:p>
+      <w:r>
+        <w:t xml:space="preserve">utilise
+test</w:t>
+      </w:r>
+    </w:p>
+    <w:p>
+      <w:pPr>
+        <w:spacing w:before="200"/>
+      </w:pPr>
+      <w:r>
+        <w:t xml:space="preserve">Testeur :</w:t>
+      </w:r>
+    </w:p>
+    <w:p>
+      <w:r>
+        <w:t xml:space="preserve">test</w:t>
+      </w:r>
+    </w:p>
+    <w:p>
+      <w:pPr>
+        <w:spacing w:before="200"/>
+      </w:pPr>
+      <w:r>
+        <w:t xml:space="preserve">Description :</w:t>
+      </w:r>
+    </w:p>
+    <w:p>
+      <w:r>
+        <w:t xml:space="preserve">du bug
+test</w:t>
+      </w:r>
+    </w:p>
+    <w:p>
+      <w:pPr>
+        <w:spacing w:before="200"/>
+      </w:pPr>
+      <w:r>
+        <w:t xml:space="preserve">Étapes pour reproduire :</w:t>
+      </w:r>
+    </w:p>
+    <w:p>
+      <w:r>
+        <w:t xml:space="preserve">test</w:t>
+      </w:r>
+    </w:p>
+    <w:p>
+      <w:pPr>
+        <w:spacing w:before="200"/>
+      </w:pPr>
+      <w:r>
+        <w:t xml:space="preserve">Logs / Erreurs :</w:t>
+      </w:r>
+    </w:p>
+    <w:p>
+      <w:r>
+        <w:t xml:space="preserve">(copier-coller depuis le terminal)
+```shell
+test
+```</w:t>
+      </w:r>
+    </w:p>
+    <w:p>
+      <w:pPr>
+        <w:spacing w:before="300"/>
+      </w:pPr>
+      <w:r>
+        <w:t xml:space="preserve">Captures d'écran :</w:t>
+      </w:r>
+    </w:p>
+    <w:p>
+      <w:pPr>
+        <w:spacing w:before="120" w:after="120"/>
+      </w:pPr>
+      <w:r>
+        <w:drawing>
+          <wp:inline distT="0" distB="0" distL="0" distR="0">
+            <wp:extent cx="4953000" cy="0"/>
+            <wp:effectExtent t="0" r="0" b="0" l="0"/>
+            <wp:docPr id="1" name="" descr="" title=""/>
+            <wp:cNvGraphicFramePr>
+              <a:graphicFrameLocks xmlns:a="http://schemas.openxmlformats.org/drawingml/2006/main" noChangeAspect="1"/>
+            </wp:cNvGraphicFramePr>
+            <a:graphic xmlns:a="http://schemas.openxmlformats.org/drawingml/2006/main">
+              <a:graphicData uri="http://schemas.openxmlformats.org/drawingml/2006/picture">
+                <pic:pic xmlns:pic="http://schemas.openxmlformats.org/drawingml/2006/picture">
+                  <pic:nvPicPr>
+                    <pic:cNvPr id="0" name="" descr=""/>
+                    <pic:cNvPicPr>
+                      <a:picLocks noChangeAspect="1" noChangeArrowheads="1"/>
+                    </pic:cNvPicPr>
+                  </pic:nvPicPr>
+                  <pic:blipFill>
+                    <a:blip r:embed="rId7" cstate="none"/>
+                    <a:srcRect/>
+                    <a:stretch>
+                      <a:fillRect/>
+                    </a:stretch>
+                  </pic:blipFill>
+                  <pic:spPr bwMode="auto">
+                    <a:xfrm>
+                      <a:off x="0" y="0"/>
+                      <a:ext cx="4953000" cy="0"/>
+                    </a:xfrm>
+                    <a:prstGeom prst="rect">
+                      <a:avLst/>
+                    </a:prstGeom>
+                  </pic:spPr>
+                </pic:pic>
+              </a:graphicData>
+            </a:graphic>
+          </wp:inline>
+        </w:drawing>
+      </w:r>
+    </w:p>
+    <w:p>
+      <w:pPr>
+        <w:spacing w:after="400"/>
+      </w:pPr>
+    </w:p>
+    <w:p>
+      <w:pPr>
+        <w:pStyle w:val="Heading2"/>
+        <w:spacing w:before="400" w:after="200"/>
+      </w:pPr>
+      <w:r>
+        <w:t xml:space="preserve">Issue n°44: [Back log]</w:t>
+      </w:r>
+    </w:p>
+    <w:tbl>
+      <w:tblPr>
+        <w:tblW w:type="pct" w:w="100%"/>
+        <w:tblBorders>
+          <w:top w:val="single"/>
+          <w:left w:val="single" w:color="auto" w:sz="4"/>
+          <w:bottom w:val="single"/>
+          <w:right w:val="single" w:color="auto" w:sz="4"/>
+          <w:insideH w:val="single" w:color="auto" w:sz="4"/>
+          <w:insideV w:val="single" w:color="auto" w:sz="4"/>
+        </w:tblBorders>
+      </w:tblPr>
+      <w:tblGrid>
+        <w:gridCol w:w="100"/>
+        <w:gridCol w:w="100"/>
+        <w:gridCol w:w="100"/>
+        <w:gridCol w:w="100"/>
+        <w:gridCol w:w="100"/>
+      </w:tblGrid>
+      <w:tr>
+        <w:tc>
+          <w:p>
+            <w:r>
+              <w:t xml:space="preserve">Nom</w:t>
+            </w:r>
+          </w:p>
+        </w:tc>
+        <w:tc>
+          <w:p>
+            <w:r>
+              <w:t xml:space="preserve">Date</w:t>
+            </w:r>
+          </w:p>
+        </w:tc>
+        <w:tc>
+          <w:p>
+            <w:r>
+              <w:t xml:space="preserve">Statut</w:t>
+            </w:r>
+          </w:p>
+        </w:tc>
+        <w:tc>
+          <w:p>
+            <w:r>
+              <w:t xml:space="preserve">Remarque</w:t>
+            </w:r>
+          </w:p>
+        </w:tc>
+        <w:tc>
+          <w:p>
+            <w:r>
+              <w:t xml:space="preserve">Gravité</w:t>
+            </w:r>
+          </w:p>
+        </w:tc>
+      </w:tr>
+      <w:tr>
+        <w:tc>
+          <w:p>
+            <w:r>
+              <w:t xml:space="preserve">Messaouda-H</w:t>
+            </w:r>
+          </w:p>
+        </w:tc>
+        <w:tc>
+          <w:p>
+            <w:r>
+              <w:t xml:space="preserve">01/04/2026</w:t>
+            </w:r>
+          </w:p>
+        </w:tc>
+        <w:tc>
+          <w:p>
+            <w:r>
+              <w:t xml:space="preserve">Open</w:t>
+            </w:r>
+          </w:p>
+        </w:tc>
+        <w:tc>
+          <w:p>
+            <w:r>
+              <w:t xml:space="preserve"/>
+            </w:r>
+          </w:p>
+        </w:tc>
+        <w:tc>
+          <w:p>
+            <w:r>
+              <w:t xml:space="preserve">Mineur</w:t>
+            </w:r>
+          </w:p>
+        </w:tc>
+      </w:tr>
+    </w:tbl>
+    <w:p>
+      <w:pPr>
+        <w:spacing w:before="200"/>
+      </w:pPr>
+      <w:r>
+        <w:t xml:space="preserve">Description :</w:t>
+      </w:r>
+    </w:p>
+    <w:p>
+      <w:r>
+        <w:t xml:space="preserve">git add . git rebase --continue git push</w:t>
+      </w:r>
+    </w:p>
+    <w:p>
+      <w:pPr>
+        <w:spacing w:before="200"/>
+      </w:pPr>
+      <w:r>
+        <w:t xml:space="preserve">Milestone :</w:t>
+      </w:r>
+    </w:p>
+    <w:p>
+      <w:r>
+        <w:t xml:space="preserve">git add . git rebase --continue git push</w:t>
+      </w:r>
+    </w:p>
+    <w:p>
+      <w:pPr>
+        <w:spacing w:before="200"/>
+      </w:pPr>
+      <w:r>
+        <w:t xml:space="preserve">Commentaire :</w:t>
+      </w:r>
+    </w:p>
+    <w:p>
+      <w:r>
+        <w:t xml:space="preserve">git add . git rebase --continue git push</w:t>
+      </w:r>
+    </w:p>
+    <w:p>
+      <w:pPr>
+        <w:spacing w:after="400"/>
+      </w:pPr>
+    </w:p>
+    <w:p>
+      <w:pPr>
+        <w:pStyle w:val="Heading2"/>
+        <w:spacing w:before="400" w:after="200"/>
+      </w:pPr>
+      <w:r>
+        <w:t xml:space="preserve">Issue n°43: Issue Utilisateur</w:t>
+      </w:r>
+    </w:p>
+    <w:tbl>
+      <w:tblPr>
+        <w:tblW w:type="pct" w:w="100%"/>
+        <w:tblBorders>
+          <w:top w:val="single"/>
+          <w:left w:val="single" w:color="auto" w:sz="4"/>
+          <w:bottom w:val="single"/>
+          <w:right w:val="single" w:color="auto" w:sz="4"/>
+          <w:insideH w:val="single" w:color="auto" w:sz="4"/>
+          <w:insideV w:val="single" w:color="auto" w:sz="4"/>
+        </w:tblBorders>
+      </w:tblPr>
+      <w:tblGrid>
+        <w:gridCol w:w="100"/>
+        <w:gridCol w:w="100"/>
+        <w:gridCol w:w="100"/>
+        <w:gridCol w:w="100"/>
+        <w:gridCol w:w="100"/>
+      </w:tblGrid>
+      <w:tr>
+        <w:tc>
+          <w:p>
+            <w:r>
+              <w:t xml:space="preserve">Nom</w:t>
+            </w:r>
+          </w:p>
+        </w:tc>
+        <w:tc>
+          <w:p>
+            <w:r>
+              <w:t xml:space="preserve">Date</w:t>
+            </w:r>
+          </w:p>
+        </w:tc>
+        <w:tc>
+          <w:p>
+            <w:r>
+              <w:t xml:space="preserve">Statut</w:t>
+            </w:r>
+          </w:p>
+        </w:tc>
+        <w:tc>
+          <w:p>
+            <w:r>
+              <w:t xml:space="preserve">Remarque</w:t>
+            </w:r>
+          </w:p>
+        </w:tc>
+        <w:tc>
+          <w:p>
+            <w:r>
+              <w:t xml:space="preserve">Gravité</w:t>
+            </w:r>
+          </w:p>
+        </w:tc>
+      </w:tr>
+      <w:tr>
+        <w:tc>
+          <w:p>
+            <w:r>
+              <w:t xml:space="preserve">Messaouda-H</w:t>
+            </w:r>
+          </w:p>
+        </w:tc>
+        <w:tc>
+          <w:p>
+            <w:r>
+              <w:t xml:space="preserve">01/04/2026</w:t>
+            </w:r>
+          </w:p>
+        </w:tc>
+        <w:tc>
+          <w:p>
+            <w:r>
+              <w:t xml:space="preserve">Open</w:t>
+            </w:r>
+          </w:p>
+        </w:tc>
+        <w:tc>
+          <w:p>
+            <w:r>
+              <w:t xml:space="preserve"/>
+            </w:r>
+          </w:p>
+        </w:tc>
+        <w:tc>
+          <w:p>
+            <w:r>
+              <w:t xml:space="preserve">Critique — crash / perte de donnees</w:t>
+            </w:r>
+          </w:p>
+        </w:tc>
+      </w:tr>
+    </w:tbl>
+    <w:p>
+      <w:pPr>
+        <w:spacing w:before="200"/>
+      </w:pPr>
+      <w:r>
+        <w:t xml:space="preserve">Version concernée :</w:t>
+      </w:r>
+    </w:p>
+    <w:p>
+      <w:r>
+        <w:t xml:space="preserve">Halyzia concernee
+V1.7.1</w:t>
+      </w:r>
+    </w:p>
+    <w:p>
+      <w:pPr>
+        <w:spacing w:before="200"/>
+      </w:pPr>
+      <w:r>
+        <w:t xml:space="preserve">Workflow :</w:t>
+      </w:r>
+    </w:p>
+    <w:p>
+      <w:r>
+        <w:t xml:space="preserve">en cours quand le bug est apparu
+""</w:t>
+      </w:r>
+    </w:p>
+    <w:p>
+      <w:pPr>
+        <w:spacing w:before="200"/>
+      </w:pPr>
+      <w:r>
+        <w:t xml:space="preserve">Format du fichier :</w:t>
+      </w:r>
+    </w:p>
+    <w:p>
+      <w:r>
+        <w:t xml:space="preserve">du fichier EEG utilise
+.ncs</w:t>
+      </w:r>
+    </w:p>
+    <w:p>
+      <w:pPr>
+        <w:spacing w:before="200"/>
+      </w:pPr>
+      <w:r>
+        <w:t xml:space="preserve">PC utilisé :</w:t>
+      </w:r>
+    </w:p>
+    <w:p>
+      <w:r>
+        <w:t xml:space="preserve">utilise
+git add . git rebgit add . git rebase --continue git pushase --continue git push</w:t>
+      </w:r>
+    </w:p>
+    <w:p>
+      <w:pPr>
+        <w:spacing w:before="200"/>
+      </w:pPr>
+      <w:r>
+        <w:t xml:space="preserve">Testeur :</w:t>
+      </w:r>
+    </w:p>
+    <w:p>
+      <w:r>
+        <w:t xml:space="preserve">git agit add . git rebase --continue git pushdd . git rebase --continue git push</w:t>
+      </w:r>
+    </w:p>
+    <w:p>
+      <w:pPr>
+        <w:spacing w:before="200"/>
+      </w:pPr>
+      <w:r>
+        <w:t xml:space="preserve">Description :</w:t>
+      </w:r>
+    </w:p>
+    <w:p>
+      <w:r>
+        <w:t xml:space="preserve">du bug
+git add .
+git rebase --continue
+git push</w:t>
+      </w:r>
+    </w:p>
+    <w:p>
+      <w:pPr>
+        <w:spacing w:before="200"/>
+      </w:pPr>
+      <w:r>
+        <w:t xml:space="preserve">Étapes pour reproduire :</w:t>
+      </w:r>
+    </w:p>
+    <w:p>
+      <w:r>
+        <w:t xml:space="preserve">git add .
+git rebase --continue
+git push</w:t>
+      </w:r>
+    </w:p>
+    <w:p>
+      <w:pPr>
+        <w:spacing w:before="200"/>
+      </w:pPr>
+      <w:r>
+        <w:t xml:space="preserve">Logs / Erreurs :</w:t>
+      </w:r>
+    </w:p>
+    <w:p>
+      <w:r>
+        <w:t xml:space="preserve">(copier-coller depuis le terminal)
+```shell
+git add .
+git rebase --continue
+git push
+```</w:t>
+      </w:r>
+    </w:p>
+    <w:p>
+      <w:pPr>
+        <w:spacing w:after="400"/>
+      </w:pPr>
+    </w:p>
+    <w:p>
+      <w:pPr>
+        <w:pStyle w:val="Heading2"/>
+        <w:spacing w:before="400" w:after="200"/>
+      </w:pPr>
+      <w:r>
+        <w:t xml:space="preserve">Issue n°42: Issue Test</w:t>
+      </w:r>
+    </w:p>
+    <w:tbl>
+      <w:tblPr>
+        <w:tblW w:type="pct" w:w="100%"/>
+        <w:tblBorders>
+          <w:top w:val="single"/>
+          <w:left w:val="single" w:color="auto" w:sz="4"/>
+          <w:bottom w:val="single"/>
+          <w:right w:val="single" w:color="auto" w:sz="4"/>
+          <w:insideH w:val="single" w:color="auto" w:sz="4"/>
+          <w:insideV w:val="single" w:color="auto" w:sz="4"/>
+        </w:tblBorders>
+      </w:tblPr>
+      <w:tblGrid>
+        <w:gridCol w:w="100"/>
+        <w:gridCol w:w="100"/>
+        <w:gridCol w:w="100"/>
+        <w:gridCol w:w="100"/>
+        <w:gridCol w:w="100"/>
+      </w:tblGrid>
+      <w:tr>
+        <w:tc>
+          <w:p>
+            <w:r>
+              <w:t xml:space="preserve">Nom</w:t>
+            </w:r>
+          </w:p>
+        </w:tc>
+        <w:tc>
+          <w:p>
+            <w:r>
+              <w:t xml:space="preserve">Date</w:t>
+            </w:r>
+          </w:p>
+        </w:tc>
+        <w:tc>
+          <w:p>
+            <w:r>
+              <w:t xml:space="preserve">Statut</w:t>
+            </w:r>
+          </w:p>
+        </w:tc>
+        <w:tc>
+          <w:p>
+            <w:r>
+              <w:t xml:space="preserve">Remarque</w:t>
+            </w:r>
+          </w:p>
+        </w:tc>
+        <w:tc>
+          <w:p>
+            <w:r>
+              <w:t xml:space="preserve">Gravité</w:t>
+            </w:r>
+          </w:p>
+        </w:tc>
+      </w:tr>
+      <w:tr>
+        <w:tc>
+          <w:p>
+            <w:r>
+              <w:t xml:space="preserve">Messaouda-H</w:t>
+            </w:r>
+          </w:p>
+        </w:tc>
+        <w:tc>
+          <w:p>
+            <w:r>
+              <w:t xml:space="preserve">31/03/2026</w:t>
+            </w:r>
+          </w:p>
+        </w:tc>
+        <w:tc>
+          <w:p>
+            <w:r>
+              <w:t xml:space="preserve">Open</w:t>
+            </w:r>
+          </w:p>
+        </w:tc>
+        <w:tc>
+          <w:p>
+            <w:r>
+              <w:t xml:space="preserve"/>
+            </w:r>
+          </w:p>
+        </w:tc>
+        <w:tc>
+          <w:p>
+            <w:r>
+              <w:t xml:space="preserve">Critique — crash / perte de donnees</w:t>
+            </w:r>
+          </w:p>
+        </w:tc>
+      </w:tr>
+    </w:tbl>
+    <w:p>
+      <w:pPr>
+        <w:spacing w:before="200"/>
+      </w:pPr>
+      <w:r>
+        <w:t xml:space="preserve">Version concernée :</w:t>
+      </w:r>
+    </w:p>
+    <w:p>
+      <w:r>
+        <w:t xml:space="preserve">Halyzia concernee
+V1.7.1</w:t>
+      </w:r>
+    </w:p>
+    <w:p>
+      <w:pPr>
+        <w:spacing w:before="200"/>
+      </w:pPr>
+      <w:r>
+        <w:t xml:space="preserve">Workflow :</w:t>
+      </w:r>
+    </w:p>
+    <w:p>
+      <w:r>
+        <w:t xml:space="preserve">en cours quand le bug est apparu
+""</w:t>
+      </w:r>
+    </w:p>
+    <w:p>
+      <w:pPr>
+        <w:spacing w:before="200"/>
+      </w:pPr>
+      <w:r>
+        <w:t xml:space="preserve">Format du fichier :</w:t>
+      </w:r>
+    </w:p>
+    <w:p>
+      <w:r>
+        <w:t xml:space="preserve">du fichier EEG utilise
+.ncs</w:t>
+      </w:r>
+    </w:p>
+    <w:p>
+      <w:pPr>
+        <w:spacing w:before="200"/>
+      </w:pPr>
+      <w:r>
+        <w:t xml:space="preserve">PC utilisé :</w:t>
+      </w:r>
+    </w:p>
+    <w:p>
+      <w:r>
+        <w:t xml:space="preserve">utilise
+hhhhhhhhhhh</w:t>
+      </w:r>
+    </w:p>
+    <w:p>
+      <w:pPr>
+        <w:spacing w:before="200"/>
+      </w:pPr>
+      <w:r>
+        <w:t xml:space="preserve">Testeur :</w:t>
+      </w:r>
+    </w:p>
+    <w:p>
+      <w:r>
+        <w:t xml:space="preserve">hhhhhhhhhhh</w:t>
+      </w:r>
+    </w:p>
+    <w:p>
+      <w:pPr>
+        <w:spacing w:before="200"/>
+      </w:pPr>
+      <w:r>
+        <w:t xml:space="preserve">Description :</w:t>
+      </w:r>
+    </w:p>
+    <w:p>
+      <w:r>
+        <w:t xml:space="preserve">du bug
+hhhhhhhhhhh</w:t>
+      </w:r>
+    </w:p>
+    <w:p>
+      <w:pPr>
+        <w:spacing w:before="200"/>
+      </w:pPr>
+      <w:r>
+        <w:t xml:space="preserve">Étapes pour reproduire :</w:t>
+      </w:r>
+    </w:p>
+    <w:p>
+      <w:r>
+        <w:t xml:space="preserve">hhhhhhhhhhh</w:t>
+      </w:r>
+    </w:p>
+    <w:p>
+      <w:pPr>
+        <w:spacing w:before="200"/>
+      </w:pPr>
+      <w:r>
+        <w:t xml:space="preserve">Logs / Erreurs :</w:t>
+      </w:r>
+    </w:p>
+    <w:p>
+      <w:r>
+        <w:t xml:space="preserve">(copier-coller depuis le terminal)
+```shell
+```</w:t>
+      </w:r>
+    </w:p>
+    <w:p>
+      <w:pPr>
+        <w:spacing w:after="400"/>
+      </w:pPr>
+    </w:p>
+    <w:p>
+      <w:pPr>
+        <w:pStyle w:val="Heading2"/>
+        <w:spacing w:before="400" w:after="200"/>
+      </w:pPr>
+      <w:r>
+        <w:t xml:space="preserve">Issue n°41: [TEST SESSION]</w:t>
+      </w:r>
+    </w:p>
+    <w:tbl>
+      <w:tblPr>
+        <w:tblW w:type="pct" w:w="100%"/>
+        <w:tblBorders>
+          <w:top w:val="single"/>
+          <w:left w:val="single" w:color="auto" w:sz="4"/>
+          <w:bottom w:val="single"/>
+          <w:right w:val="single" w:color="auto" w:sz="4"/>
+          <w:insideH w:val="single" w:color="auto" w:sz="4"/>
+          <w:insideV w:val="single" w:color="auto" w:sz="4"/>
+        </w:tblBorders>
+      </w:tblPr>
+      <w:tblGrid>
+        <w:gridCol w:w="100"/>
+        <w:gridCol w:w="100"/>
+        <w:gridCol w:w="100"/>
+        <w:gridCol w:w="100"/>
+        <w:gridCol w:w="100"/>
+      </w:tblGrid>
+      <w:tr>
+        <w:tc>
+          <w:p>
+            <w:r>
+              <w:t xml:space="preserve">Nom</w:t>
+            </w:r>
+          </w:p>
+        </w:tc>
+        <w:tc>
+          <w:p>
+            <w:r>
+              <w:t xml:space="preserve">Date</w:t>
+            </w:r>
+          </w:p>
+        </w:tc>
+        <w:tc>
+          <w:p>
+            <w:r>
+              <w:t xml:space="preserve">Statut</w:t>
+            </w:r>
+          </w:p>
+        </w:tc>
+        <w:tc>
+          <w:p>
+            <w:r>
+              <w:t xml:space="preserve">Remarque</w:t>
+            </w:r>
+          </w:p>
+        </w:tc>
+        <w:tc>
+          <w:p>
+            <w:r>
+              <w:t xml:space="preserve">Gravité</w:t>
+            </w:r>
+          </w:p>
+        </w:tc>
+      </w:tr>
+      <w:tr>
+        <w:tc>
+          <w:p>
+            <w:r>
+              <w:t xml:space="preserve">Messaouda-H</w:t>
+            </w:r>
+          </w:p>
+        </w:tc>
+        <w:tc>
+          <w:p>
+            <w:r>
+              <w:t xml:space="preserve">31/03/2026</w:t>
+            </w:r>
+          </w:p>
+        </w:tc>
+        <w:tc>
+          <w:p>
+            <w:r>
+              <w:t xml:space="preserve">Open</w:t>
+            </w:r>
+          </w:p>
+        </w:tc>
+        <w:tc>
+          <w:p>
+            <w:r>
+              <w:t xml:space="preserve"/>
+            </w:r>
+          </w:p>
+        </w:tc>
+        <w:tc>
+          <w:p>
+            <w:r>
+              <w:t xml:space="preserve">Mineur</w:t>
+            </w:r>
+          </w:p>
+        </w:tc>
+      </w:tr>
+    </w:tbl>
+    <w:p>
+      <w:pPr>
+        <w:spacing w:before="200"/>
+      </w:pPr>
+      <w:r>
+        <w:t xml:space="preserve">Version concernée :</w:t>
+      </w:r>
+    </w:p>
+    <w:p>
+      <w:r>
+        <w:t xml:space="preserve">testée
+2.0.0.4</w:t>
+      </w:r>
+    </w:p>
+    <w:p>
+      <w:pPr>
+        <w:spacing w:before="200"/>
+      </w:pPr>
+      <w:r>
+        <w:t xml:space="preserve">Workflow :</w:t>
+      </w:r>
+    </w:p>
+    <w:p>
+      <w:r>
+        <w:t xml:space="preserve">testé
+WF-02</w:t>
+      </w:r>
+    </w:p>
+    <w:p>
+      <w:pPr>
+        <w:spacing w:before="200"/>
+      </w:pPr>
+      <w:r>
+        <w:t xml:space="preserve">Testeur :</w:t>
+      </w:r>
+    </w:p>
+    <w:p>
+      <w:r>
+        <w:t xml:space="preserve">messaouda</w:t>
+      </w:r>
+    </w:p>
+    <w:p>
+      <w:pPr>
+        <w:spacing w:after="400"/>
+      </w:pPr>
+    </w:p>
+    <w:p>
+      <w:pPr>
+        <w:pStyle w:val="Heading2"/>
+        <w:spacing w:before="400" w:after="200"/>
+      </w:pPr>
+      <w:r>
+        <w:t xml:space="preserve">Issue n°40: Issue Test</w:t>
+      </w:r>
+    </w:p>
+    <w:tbl>
+      <w:tblPr>
+        <w:tblW w:type="pct" w:w="100%"/>
+        <w:tblBorders>
+          <w:top w:val="single"/>
+          <w:left w:val="single" w:color="auto" w:sz="4"/>
+          <w:bottom w:val="single"/>
+          <w:right w:val="single" w:color="auto" w:sz="4"/>
+          <w:insideH w:val="single" w:color="auto" w:sz="4"/>
+          <w:insideV w:val="single" w:color="auto" w:sz="4"/>
+        </w:tblBorders>
+      </w:tblPr>
+      <w:tblGrid>
+        <w:gridCol w:w="100"/>
+        <w:gridCol w:w="100"/>
+        <w:gridCol w:w="100"/>
+        <w:gridCol w:w="100"/>
+        <w:gridCol w:w="100"/>
+      </w:tblGrid>
+      <w:tr>
+        <w:tc>
+          <w:p>
+            <w:r>
+              <w:t xml:space="preserve">Nom</w:t>
+            </w:r>
+          </w:p>
+        </w:tc>
+        <w:tc>
+          <w:p>
+            <w:r>
+              <w:t xml:space="preserve">Date</w:t>
+            </w:r>
+          </w:p>
+        </w:tc>
+        <w:tc>
+          <w:p>
+            <w:r>
+              <w:t xml:space="preserve">Statut</w:t>
+            </w:r>
+          </w:p>
+        </w:tc>
+        <w:tc>
+          <w:p>
+            <w:r>
+              <w:t xml:space="preserve">Remarque</w:t>
+            </w:r>
+          </w:p>
+        </w:tc>
+        <w:tc>
+          <w:p>
+            <w:r>
+              <w:t xml:space="preserve">Gravité</w:t>
+            </w:r>
+          </w:p>
+        </w:tc>
+      </w:tr>
+      <w:tr>
+        <w:tc>
+          <w:p>
+            <w:r>
+              <w:t xml:space="preserve">Messaouda-H</w:t>
+            </w:r>
+          </w:p>
+        </w:tc>
+        <w:tc>
+          <w:p>
+            <w:r>
+              <w:t xml:space="preserve">31/03/2026</w:t>
+            </w:r>
+          </w:p>
+        </w:tc>
+        <w:tc>
+          <w:p>
+            <w:r>
+              <w:t xml:space="preserve">Open</w:t>
+            </w:r>
+          </w:p>
+        </w:tc>
+        <w:tc>
+          <w:p>
+            <w:r>
+              <w:t xml:space="preserve"/>
+            </w:r>
+          </w:p>
+        </w:tc>
+        <w:tc>
+          <w:p>
+            <w:r>
+              <w:t xml:space="preserve">Critique — crash / perte de donnees</w:t>
+            </w:r>
+          </w:p>
+        </w:tc>
+      </w:tr>
+    </w:tbl>
+    <w:p>
+      <w:pPr>
+        <w:spacing w:before="200"/>
+      </w:pPr>
+      <w:r>
+        <w:t xml:space="preserve">Version concernée :</w:t>
+      </w:r>
+    </w:p>
+    <w:p>
+      <w:r>
+        <w:t xml:space="preserve">Halyzia concernee
+V1.7.1</w:t>
+      </w:r>
+    </w:p>
+    <w:p>
+      <w:pPr>
+        <w:spacing w:before="200"/>
+      </w:pPr>
+      <w:r>
+        <w:t xml:space="preserve">Workflow :</w:t>
+      </w:r>
+    </w:p>
+    <w:p>
+      <w:r>
+        <w:t xml:space="preserve">en cours quand le bug est apparu
+""</w:t>
+      </w:r>
+    </w:p>
+    <w:p>
+      <w:pPr>
+        <w:spacing w:before="200"/>
+      </w:pPr>
+      <w:r>
+        <w:t xml:space="preserve">Format du fichier :</w:t>
+      </w:r>
+    </w:p>
+    <w:p>
+      <w:r>
+        <w:t xml:space="preserve">du fichier EEG utilise
+.ncs</w:t>
+      </w:r>
+    </w:p>
+    <w:p>
+      <w:pPr>
+        <w:spacing w:before="200"/>
+      </w:pPr>
+      <w:r>
+        <w:t xml:space="preserve">PC utilisé :</w:t>
+      </w:r>
+    </w:p>
+    <w:p>
+      <w:r>
+        <w:t xml:space="preserve">utilise
+Issue Test</w:t>
+      </w:r>
+    </w:p>
+    <w:p>
+      <w:pPr>
+        <w:spacing w:before="200"/>
+      </w:pPr>
+      <w:r>
+        <w:t xml:space="preserve">Testeur :</w:t>
+      </w:r>
+    </w:p>
+    <w:p>
+      <w:r>
+        <w:t xml:space="preserve">Issue Test</w:t>
+      </w:r>
+    </w:p>
+    <w:p>
+      <w:pPr>
+        <w:spacing w:before="200"/>
+      </w:pPr>
+      <w:r>
+        <w:t xml:space="preserve">Description :</w:t>
+      </w:r>
+    </w:p>
+    <w:p>
+      <w:r>
+        <w:t xml:space="preserve">du bug
+Issue Test</w:t>
+      </w:r>
+    </w:p>
+    <w:p>
+      <w:pPr>
+        <w:spacing w:before="200"/>
+      </w:pPr>
+      <w:r>
+        <w:t xml:space="preserve">Étapes pour reproduire :</w:t>
+      </w:r>
+    </w:p>
+    <w:p>
+      <w:r>
+        <w:t xml:space="preserve">Issue Test</w:t>
+      </w:r>
+    </w:p>
+    <w:p>
+      <w:pPr>
+        <w:spacing w:before="200"/>
+      </w:pPr>
+      <w:r>
+        <w:t xml:space="preserve">Logs / Erreurs :</w:t>
+      </w:r>
+    </w:p>
+    <w:p>
+      <w:r>
+        <w:t xml:space="preserve">(copier-coller depuis le terminal)
+```shell
+Issue Test
+```</w:t>
+      </w:r>
+    </w:p>
+    <w:p>
+      <w:pPr>
+        <w:spacing w:after="400"/>
+      </w:pPr>
+    </w:p>
+    <w:p>
+      <w:pPr>
+        <w:pStyle w:val="Heading2"/>
+        <w:spacing w:before="400" w:after="200"/>
+      </w:pPr>
+      <w:r>
+        <w:t xml:space="preserve">Issue n°39: it will work</w:t>
+      </w:r>
+    </w:p>
+    <w:tbl>
+      <w:tblPr>
+        <w:tblW w:type="pct" w:w="100%"/>
+        <w:tblBorders>
+          <w:top w:val="single"/>
+          <w:left w:val="single" w:color="auto" w:sz="4"/>
+          <w:bottom w:val="single"/>
+          <w:right w:val="single" w:color="auto" w:sz="4"/>
+          <w:insideH w:val="single" w:color="auto" w:sz="4"/>
+          <w:insideV w:val="single" w:color="auto" w:sz="4"/>
+        </w:tblBorders>
+      </w:tblPr>
+      <w:tblGrid>
+        <w:gridCol w:w="100"/>
+        <w:gridCol w:w="100"/>
+        <w:gridCol w:w="100"/>
+        <w:gridCol w:w="100"/>
+        <w:gridCol w:w="100"/>
+      </w:tblGrid>
+      <w:tr>
+        <w:tc>
+          <w:p>
+            <w:r>
+              <w:t xml:space="preserve">Nom</w:t>
+            </w:r>
+          </w:p>
+        </w:tc>
+        <w:tc>
+          <w:p>
+            <w:r>
+              <w:t xml:space="preserve">Date</w:t>
+            </w:r>
+          </w:p>
+        </w:tc>
+        <w:tc>
+          <w:p>
+            <w:r>
+              <w:t xml:space="preserve">Statut</w:t>
+            </w:r>
+          </w:p>
+        </w:tc>
+        <w:tc>
+          <w:p>
+            <w:r>
+              <w:t xml:space="preserve">Remarque</w:t>
+            </w:r>
+          </w:p>
+        </w:tc>
+        <w:tc>
+          <w:p>
+            <w:r>
+              <w:t xml:space="preserve">Gravité</w:t>
+            </w:r>
+          </w:p>
+        </w:tc>
+      </w:tr>
+      <w:tr>
+        <w:tc>
+          <w:p>
+            <w:r>
+              <w:t xml:space="preserve">Messaouda-H</w:t>
+            </w:r>
+          </w:p>
+        </w:tc>
+        <w:tc>
+          <w:p>
+            <w:r>
+              <w:t xml:space="preserve">30/03/2026</w:t>
+            </w:r>
+          </w:p>
+        </w:tc>
+        <w:tc>
+          <w:p>
+            <w:r>
+              <w:t xml:space="preserve">Open</w:t>
+            </w:r>
+          </w:p>
+        </w:tc>
+        <w:tc>
+          <w:p>
+            <w:r>
+              <w:t xml:space="preserve"/>
+            </w:r>
+          </w:p>
+        </w:tc>
+        <w:tc>
+          <w:p>
+            <w:r>
+              <w:t xml:space="preserve">Mineur</w:t>
+            </w:r>
+          </w:p>
+        </w:tc>
+      </w:tr>
+    </w:tbl>
+    <w:p>
+      <w:pPr>
+        <w:spacing w:before="200"/>
+      </w:pPr>
+      <w:r>
+        <w:t xml:space="preserve">Description :</w:t>
+      </w:r>
+    </w:p>
+    <w:p>
+      <w:r>
+        <w:t xml:space="preserve">it will work</w:t>
+      </w:r>
+    </w:p>
+    <w:p>
+      <w:pPr>
+        <w:spacing w:after="400"/>
+      </w:pPr>
+    </w:p>
+    <w:p>
+      <w:pPr>
+        <w:pStyle w:val="Heading2"/>
+        <w:spacing w:before="400" w:after="200"/>
+      </w:pPr>
+      <w:r>
+        <w:t xml:space="preserve">Issue n°38: back_log_mima_last</w:t>
+      </w:r>
+    </w:p>
+    <w:tbl>
+      <w:tblPr>
+        <w:tblW w:type="pct" w:w="100%"/>
+        <w:tblBorders>
+          <w:top w:val="single"/>
+          <w:left w:val="single" w:color="auto" w:sz="4"/>
+          <w:bottom w:val="single"/>
+          <w:right w:val="single" w:color="auto" w:sz="4"/>
+          <w:insideH w:val="single" w:color="auto" w:sz="4"/>
+          <w:insideV w:val="single" w:color="auto" w:sz="4"/>
+        </w:tblBorders>
+      </w:tblPr>
+      <w:tblGrid>
+        <w:gridCol w:w="100"/>
+        <w:gridCol w:w="100"/>
+        <w:gridCol w:w="100"/>
+        <w:gridCol w:w="100"/>
+        <w:gridCol w:w="100"/>
+      </w:tblGrid>
+      <w:tr>
+        <w:tc>
+          <w:p>
+            <w:r>
+              <w:t xml:space="preserve">Nom</w:t>
+            </w:r>
+          </w:p>
+        </w:tc>
+        <w:tc>
+          <w:p>
+            <w:r>
+              <w:t xml:space="preserve">Date</w:t>
+            </w:r>
+          </w:p>
+        </w:tc>
+        <w:tc>
+          <w:p>
+            <w:r>
+              <w:t xml:space="preserve">Statut</w:t>
+            </w:r>
+          </w:p>
+        </w:tc>
+        <w:tc>
+          <w:p>
+            <w:r>
+              <w:t xml:space="preserve">Remarque</w:t>
+            </w:r>
+          </w:p>
+        </w:tc>
+        <w:tc>
+          <w:p>
+            <w:r>
+              <w:t xml:space="preserve">Gravité</w:t>
+            </w:r>
+          </w:p>
+        </w:tc>
+      </w:tr>
+      <w:tr>
+        <w:tc>
+          <w:p>
+            <w:r>
+              <w:t xml:space="preserve">Messaouda-H</w:t>
+            </w:r>
+          </w:p>
+        </w:tc>
+        <w:tc>
+          <w:p>
+            <w:r>
+              <w:t xml:space="preserve">30/03/2026</w:t>
+            </w:r>
+          </w:p>
+        </w:tc>
+        <w:tc>
+          <w:p>
+            <w:r>
+              <w:t xml:space="preserve">Open</w:t>
+            </w:r>
+          </w:p>
+        </w:tc>
+        <w:tc>
+          <w:p>
+            <w:r>
+              <w:t xml:space="preserve"/>
+            </w:r>
+          </w:p>
+        </w:tc>
+        <w:tc>
+          <w:p>
+            <w:r>
+              <w:t xml:space="preserve">Mineur</w:t>
+            </w:r>
+          </w:p>
+        </w:tc>
+      </w:tr>
+    </w:tbl>
+    <w:p>
+      <w:pPr>
+        <w:spacing w:before="200"/>
+      </w:pPr>
+      <w:r>
+        <w:t xml:space="preserve">Description :</w:t>
+      </w:r>
+    </w:p>
+    <w:p>
+      <w:r>
+        <w:t xml:space="preserve">mima log</w:t>
+      </w:r>
+    </w:p>
+    <w:p>
+      <w:pPr>
+        <w:spacing w:after="400"/>
+      </w:pPr>
     </w:p>
     <w:sectPr>
       <w:pgSz w:w="11906" w:h="16838" w:orient="portrait"/>
